--- a/server/test_data/mails/06_Employer_Selection_mail__M06_.docx
+++ b/server/test_data/mails/06_Employer_Selection_mail__M06_.docx
@@ -29,7 +29,7 @@
           <w:sz w:val="18"/>
           <w:szCs w:val="18"/>
         </w:rPr>
-        <w:t xml:space="preserve">FIFO RECRUITMENT &amp; RTO SYSTEM EMAIL DISPATCH SPECIFICATION</w:t>
+        <w:t xml:space="preserve">OFFICIAL RECRUITMENT &amp; TRAINING TRANSMISSION RECORD</w:t>
       </w:r>
     </w:p>
     <w:tbl>
@@ -71,7 +71,7 @@
                 <w:bCs/>
                 <w:color w:val="1E293B"/>
               </w:rPr>
-              <w:t xml:space="preserve">EMAIL NUMBER: </w:t>
+              <w:t xml:space="preserve">EMAIL REFERENCE: </w:t>
             </w:r>
             <w:r>
               <w:rPr>
@@ -79,24 +79,7 @@
                 <w:bCs/>
                 <w:color w:val="0B3486"/>
               </w:rPr>
-              <w:t xml:space="preserve">#6 of 23</w:t>
-            </w:r>
-          </w:p>
-          <w:p>
-            <w:r>
-              <w:rPr>
-                <w:b/>
-                <w:bCs/>
-                <w:color w:val="1E293B"/>
-              </w:rPr>
-              <w:t xml:space="preserve">SENDER CLASSIFICATION: </w:t>
-            </w:r>
-            <w:r>
-              <w:rPr>
-                <w:b/>
-                <w:bCs/>
-              </w:rPr>
-              <w:t xml:space="preserve">System - Blue - Cron</w:t>
+              <w:t xml:space="preserve">#6</w:t>
             </w:r>
           </w:p>
           <w:p>
@@ -109,7 +92,7 @@
               <w:t xml:space="preserve">FROM: </w:t>
             </w:r>
             <w:r>
-              <w:t xml:space="preserve">Blue Collar Recruitment &lt;info@jobnexe.com&gt;</w:t>
+              <w:t xml:space="preserve">Blue Collar Recruitment &lt;info@bluecollarrecruitment.co&gt;</w:t>
             </w:r>
           </w:p>
           <w:p>
@@ -147,24 +130,6 @@
               <w:t xml:space="preserve">Action Required: Select Your FIFO Host Employer (Stage: Ongoing)</w:t>
             </w:r>
           </w:p>
-          <w:p>
-            <w:r>
-              <w:rPr>
-                <w:b/>
-                <w:bCs/>
-                <w:color w:val="1E293B"/>
-              </w:rPr>
-              <w:t xml:space="preserve">SYSTEM TRIGGER: </w:t>
-            </w:r>
-            <w:r>
-              <w:rPr>
-                <w:i/>
-                <w:iCs/>
-                <w:color w:val="64748B"/>
-              </w:rPr>
-              <w:t xml:space="preserve">24 Hours Post-Acceptance Cron Dispatch</w:t>
-            </w:r>
-          </w:p>
         </w:tc>
       </w:tr>
     </w:tbl>
@@ -228,7 +193,7 @@
           <w:sz w:val="20"/>
           <w:szCs w:val="20"/>
         </w:rPr>
-        <w:t xml:space="preserve">Below are the current Tier-1 Australian mining employers offering visa sponsorship slots for the position of SITE ENGINEER  – FIFO (PERTH, WA):</w:t>
+        <w:t xml:space="preserve">Below are the current Tier-1 Australian mining employers offering approved Subclass 482 visa sponsorship slots for the position of SITE ENGINEER  – FIFO (PERTH, WA):</w:t>
       </w:r>
     </w:p>
     <w:p>
@@ -243,6 +208,20 @@
           <w:szCs w:val="20"/>
         </w:rPr>
         <w:t xml:space="preserve">[Structured Table Included in Transmission]</w:t>
+      </w:r>
+    </w:p>
+    <w:p>
+      <w:pPr>
+        <w:spacing w:after="60" w:before="60"/>
+      </w:pPr>
+      <w:r>
+        <w:rPr>
+          <w:rFonts w:ascii="Calibri" w:cs="Calibri" w:eastAsia="Calibri" w:hAnsi="Calibri"/>
+          <w:color w:val="1E293B"/>
+          <w:sz w:val="20"/>
+          <w:szCs w:val="20"/>
+        </w:rPr>
+        <w:t xml:space="preserve">Total Host Employer Positions Available: 10 | Total Nominated Candidate Pool: 12 qualified candidates (Sum of slots + 2). Slots are locked upon receipt of signed forms and ticket commencement.</w:t>
       </w:r>
     </w:p>
     <w:p>
